--- a/public/templates/office/EMP_DEG_100_물리데이터모델설계서.docx
+++ b/public/templates/office/EMP_DEG_100_물리데이터모델설계서.docx
@@ -28,7 +28,7 @@
           <w:color w:val="64748B"/>
           <w:sz w:val="22"/>
         </w:rPr>
-        <w:t>Physical Data Model Specification - SyncGuard AI</w:t>
+        <w:t>Physical Data Model Specification - SyncFlow AI</w:t>
       </w:r>
     </w:p>
     <w:p>
@@ -313,7 +313,7 @@
           </w:tcPr>
           <w:p>
             <w:r>
-              <w:t>AWS GP3 SSD 암호화 볼륨 (AWS S3 시안·스냅샷 연동)</w:t>
+              <w:t>AWS GP3 SSD 암호화 볼륨 (AWS S3 계약·도서·스냅샷 연동)</w:t>
             </w:r>
           </w:p>
         </w:tc>
@@ -585,7 +585,7 @@
                 <w:color w:val="2563EB"/>
                 <w:sz w:val="17"/>
               </w:rPr>
-              <w:t>review_request</w:t>
+              <w:t>verify_request</w:t>
             </w:r>
           </w:p>
         </w:tc>
@@ -603,7 +603,7 @@
           </w:tcPr>
           <w:p>
             <w:r>
-              <w:t>심의 접수 메인 테이블 (요청번호, 브랜드코드, 신청자사번, 심의상태[DRAFT/REQUESTED/QUEUED/ANALYZING/FAILED/CONFIRMED], 등록일시)</w:t>
+              <w:t>검증 접수 메인 테이블 (요청번호, 사업본부코드, 신청자사번, 검증상태[DRAFT/REQUESTED/QUEUED/ANALYZING/FAILED/CONFIRMED], 등록일시)</w:t>
             </w:r>
           </w:p>
         </w:tc>
@@ -658,7 +658,7 @@
                 <w:color w:val="2563EB"/>
                 <w:sz w:val="17"/>
               </w:rPr>
-              <w:t>review_review_result</w:t>
+              <w:t>verify_review_result</w:t>
             </w:r>
           </w:p>
         </w:tc>
@@ -739,7 +739,7 @@
                 <w:color w:val="2563EB"/>
                 <w:sz w:val="17"/>
               </w:rPr>
-              <w:t>review_rule_dictionary</w:t>
+              <w:t>verify_rule_dictionary</w:t>
             </w:r>
           </w:p>
         </w:tc>
@@ -838,7 +838,7 @@
           </w:tcPr>
           <w:p>
             <w:r>
-              <w:t>식약처 법령·처분사례 RAG 벡터 테이블 (문서ID, 조항텍스트, PG Vector 1536차원 임베딩 벡터 단일화)</w:t>
+              <w:t>공정위·표준원 법령·심결사례 RAG 벡터 테이블 (문서ID, 조항텍스트, PG Vector 1536차원 임베딩 벡터 단일화)</w:t>
             </w:r>
           </w:p>
         </w:tc>
@@ -893,7 +893,7 @@
                 <w:color w:val="2563EB"/>
                 <w:sz w:val="17"/>
               </w:rPr>
-              <w:t>review_recommend_phrase</w:t>
+              <w:t>verify_recommend_phrase</w:t>
             </w:r>
           </w:p>
         </w:tc>
@@ -919,7 +919,7 @@
                 <w:color w:val="334155"/>
                 <w:sz w:val="17"/>
               </w:rPr>
-              <w:t>대체 추천 문구 100종 (원문표현, 추천대체어, 법령근거, 추천우선순위)</w:t>
+              <w:t>대체 추천 조항 100종 (원문표현, 추천표준대안, 법령근거, 추천우선순위)</w:t>
             </w:r>
           </w:p>
         </w:tc>
@@ -992,7 +992,7 @@
           </w:tcPr>
           <w:p>
             <w:r>
-              <w:t>외부 연계 통신 로그 (MarketingHub 의뢰/회신, ProductLab 전성분/실증, SSO, [Option] KT 레몬 통신 이력)</w:t>
+              <w:t>외부 연계 통신 로그 (SRM-Portal 의뢰/회신, PLM-Nexus 자재BOM/시험검증, SSO, [Option] HB-Monitor 통신 이력)</w:t>
             </w:r>
           </w:p>
         </w:tc>
@@ -1070,7 +1070,7 @@
           <w:color w:val="334155"/>
           <w:sz w:val="20"/>
         </w:rPr>
-        <w:t>3) 데이터 보관 주기(Retention Policy): 심의 원본 및 판정 결과는 제품 표시·광고 관리규정 법정 보존 기한(3년) 동안 보관 후 아카이빙.</w:t>
+        <w:t>3) 데이터 보관 주기(Retention Policy): 검증 원본 및 판정 결과는 구매계약·기술규격 관리규정 법정 보존 기한(3년) 동안 보관 후 아카이빙.</w:t>
       </w:r>
     </w:p>
     <w:sectPr>
@@ -1140,7 +1140,7 @@
         <w:color w:val="94A3B8"/>
         <w:sz w:val="17"/>
       </w:rPr>
-      <w:t>SyncGuard AI 시스템 구축 | 물리 데이터 모델 설계서 (EMP_DEG_100 v1.0)</w:t>
+      <w:t>SyncFlow AI 시스템 구축 | 물리 데이터 모델 설계서 (EMP_DEG_100 v1.0)</w:t>
     </w:r>
   </w:p>
 </w:hdr>
